--- a/stolovipopis/Stol 9.docx
+++ b/stolovipopis/Stol 9.docx
@@ -174,12 +174,7 @@
         </w:rPr>
       </w:pPr>
       <w:r>
-        <w:rPr>
-          <w:sz w:val="32"/>
-          <w:szCs w:val="32"/>
-          <w:lang w:val="hr-BA"/>
-        </w:rPr>
-        <w:t>Jozić Josip</w:t>
+        <w:t>Jurić Anto (Peleš)</w:t>
       </w:r>
     </w:p>
     <w:p>
@@ -196,64 +191,7 @@
         </w:rPr>
       </w:pPr>
       <w:r>
-        <w:rPr>
-          <w:sz w:val="32"/>
-          <w:szCs w:val="32"/>
-          <w:lang w:val="hr-BA"/>
-        </w:rPr>
-        <w:t xml:space="preserve">Jozić </w:t>
-      </w:r>
-      <w:r>
-        <w:rPr>
-          <w:sz w:val="32"/>
-          <w:szCs w:val="32"/>
-          <w:lang w:val="hr-BA"/>
-        </w:rPr>
-        <w:t>Ljubi</w:t>
-      </w:r>
-    </w:p>
-    <w:p>
-      <w:pPr>
-        <w:pStyle w:val="Listenabsatz"/>
-        <w:numPr>
-          <w:ilvl w:val="0"/>
-          <w:numId w:val="1"/>
-        </w:numPr>
-        <w:rPr>
-          <w:sz w:val="32"/>
-          <w:szCs w:val="32"/>
-          <w:lang w:val="hr-BA"/>
-        </w:rPr>
-      </w:pPr>
-      <w:r>
-        <w:rPr>
-          <w:sz w:val="32"/>
-          <w:szCs w:val="32"/>
-          <w:lang w:val="hr-BA"/>
-        </w:rPr>
-        <w:t>Jozić Franciska</w:t>
-      </w:r>
-    </w:p>
-    <w:p>
-      <w:pPr>
-        <w:pStyle w:val="Listenabsatz"/>
-        <w:numPr>
-          <w:ilvl w:val="0"/>
-          <w:numId w:val="1"/>
-        </w:numPr>
-        <w:rPr>
-          <w:sz w:val="32"/>
-          <w:szCs w:val="32"/>
-          <w:lang w:val="hr-BA"/>
-        </w:rPr>
-      </w:pPr>
-      <w:r>
-        <w:rPr>
-          <w:sz w:val="32"/>
-          <w:szCs w:val="32"/>
-          <w:lang w:val="hr-BA"/>
-        </w:rPr>
-        <w:t>Jozić Nikolas</w:t>
+        <w:t>Jurić Marijana</w:t>
       </w:r>
     </w:p>
     <w:p>
